--- a/docs/合同段落变更类型识别服务接口调用说明.docx
+++ b/docs/合同段落变更类型识别服务接口调用说明.docx
@@ -11550,7 +11550,7 @@
                 <w:color w:val="1F2937"/>
                 <w:sz w:val="17"/>
               </w:rPr>
-              <w:t>getBLOB not implemented for T4CClobAccessor</w:t>
+              <w:t xml:space="preserve">CLOB字段读取类型不匹配或向量JSON解析失败</w:t>
             </w:r>
           </w:p>
         </w:tc>
@@ -11606,7 +11606,7 @@
                 <w:color w:val="1F2937"/>
                 <w:sz w:val="17"/>
               </w:rPr>
-              <w:t>无数据时直接ALTER/MODIFY为BLOB或重建字段；确认映射</w:t>
+              <w:t xml:space="preserve">新建测试环境按初始化脚本定义CLOB；查询、新增、更新显式使用ClobTypeHandler，不执行现有表变更或迁移。</w:t>
             </w:r>
           </w:p>
         </w:tc>

--- a/docs/合同段落变更类型识别服务接口调用说明.docx
+++ b/docs/合同段落变更类型识别服务接口调用说明.docx
@@ -2122,7 +2122,7 @@
                 <w:color w:val="1F2937"/>
                 <w:sz w:val="18"/>
               </w:rPr>
-              <w:t>预测/运维接口使用application/json；导入使用multipart/form-data</w:t>
+              <w:t>导入、预测及运维接口均使用application/json</w:t>
             </w:r>
           </w:p>
         </w:tc>
@@ -2297,7 +2297,7 @@
           </w:tcPr>
           <w:p>
             <w:r>
-              <w:t>导入/预测必需</w:t>
+              <w:t>预测必需；导入改为JSON userId</w:t>
             </w:r>
           </w:p>
         </w:tc>
@@ -3300,7 +3300,7 @@
                 <w:color w:val="1F2937"/>
                 <w:sz w:val="18"/>
               </w:rPr>
-              <w:t>multipart/form-data</w:t>
+              <w:t>application/json</w:t>
             </w:r>
           </w:p>
         </w:tc>
@@ -3330,7 +3330,7 @@
                 <w:color w:val="1F2937"/>
                 <w:sz w:val="18"/>
               </w:rPr>
-              <w:t>表单字段</w:t>
+              <w:t>JSON字段</w:t>
             </w:r>
           </w:p>
         </w:tc>
@@ -3358,7 +3358,7 @@
                 <w:color w:val="1F2937"/>
                 <w:sz w:val="18"/>
               </w:rPr>
-              <w:t>file</w:t>
+              <w:t>fileGetPath：SFTP服务器xlsx路径；userId：实际操作人工号</w:t>
             </w:r>
           </w:p>
         </w:tc>
@@ -3428,7 +3428,7 @@
           </w:tcPr>
           <w:p>
             <w:r>
-              <w:t>请求头</w:t>
+              <w:t>文件读取</w:t>
             </w:r>
           </w:p>
         </w:tc>
@@ -3438,7 +3438,7 @@
           </w:tcPr>
           <w:p>
             <w:r>
-              <w:t>UserId：实际操作人工号，必填</w:t>
+              <w:t>主备SFTP下载；不需要UserId请求头，最大20MB</w:t>
             </w:r>
           </w:p>
         </w:tc>
@@ -3701,7 +3701,7 @@
         <w:pStyle w:val="ListBullet"/>
       </w:pPr>
       <w:r>
-        <w:t>单个文件不超过20MB；默认最多1000条非空数据行；历史物理记录总数最多10000条；规范化后的段落不超过2000字符。</w:t>
+        <w:t>单个文件不超过20MB；默认最多1000条非空数据行；当前版本有效样本最多10000条；规范化后的段落不超过2000字符。</w:t>
       </w:r>
     </w:p>
     <w:p>
@@ -3775,7 +3775,7 @@
           <w:color w:val="273142"/>
           <w:sz w:val="17"/>
         </w:rPr>
-        <w:t xml:space="preserve">  -H "UserId: employee-001" \</w:t>
+        <w:t xml:space="preserve">  -H "Content-Type: application/json" \</w:t>
       </w:r>
     </w:p>
     <w:p>
@@ -3783,7 +3783,7 @@
         <w:spacing w:after="80"/>
       </w:pPr>
       <w:r>
-        <w:t xml:space="preserve">  -F "file=@D:/data/合同历史段落.xlsx"</w:t>
+        <w:t xml:space="preserve">  -d '{"fileGetPath":"/data/samples.xlsx","userId":"employee-001"}'</w:t>
       </w:r>
     </w:p>
     <w:p>
@@ -3795,7 +3795,7 @@
           <w:color w:val="1F2937"/>
           <w:sz w:val="22"/>
         </w:rPr>
-        <w:t>Postman：Body选择form-data，Key填写file并将类型切换为File，然后选择.xlsx文件。不要手工填写multipart边界，交给Postman自动生成。</w:t>
+        <w:t>Postman：Body选择raw/JSON，填写fileGetPath和userId。服务通过主备SFTP读取xlsx，最大20MB。</w:t>
       </w:r>
     </w:p>
     <w:p>
@@ -4887,7 +4887,7 @@
         <w:pStyle w:val="ListNumber"/>
       </w:pPr>
       <w:r>
-        <w:t>分批查询Oracle全部Hash；当前模型、维度、生效状态和标签均一致时跳过；只有类型编码相同的停用记录才重新启用；相同标签的旧模型向量更新原行；任何相同段落不同标签均报冲突。</w:t>
+        <w:t>按当前版本分批查询Oracle Hash；当前模型、维度、生效状态和标签均一致时跳过；只有类型编码相同的停用记录才重新启用；模型版本变化时合并有效历史与Excel，全量生成新版本行；任何相同段落不同标签均报冲突。</w:t>
       </w:r>
     </w:p>
     <w:p>
@@ -4918,7 +4918,7 @@
           <w:color w:val="1F2937"/>
           <w:sz w:val="22"/>
         </w:rPr>
-        <w:t>事务提交后重建内存索引；重建失败保留旧索引并返回indexReloaded=false。</w:t>
+        <w:t>普通增量导入提交后刷新索引，失败仅保留兼容旧快照并返回indexReloaded=false；升级重建索引失败返回503，等待恢复。</w:t>
       </w:r>
     </w:p>
     <w:p>
@@ -4938,7 +4938,7 @@
           <w:color w:val="7A5A00"/>
           <w:sz w:val="22"/>
         </w:rPr>
-        <w:t>同步等待  导入接口不是异步任务。默认逐条调用模型网关，1000条数据可能等待较长时间，并受浏览器、业务网关或Nginx超时影响。平台确认批量能力后可通过配置提高批量大小。</w:t>
+        <w:t>同步等待  导入接口不是异步任务。默认每批最多16条调用模型网关，1000条数据可能等待较长时间，并受浏览器、业务网关或Nginx超时影响。平台确认批量能力后可通过配置提高批量大小。</w:t>
       </w:r>
       <w:r>
         <w:rPr>
@@ -4960,7 +4960,7 @@
         </w:pBdr>
       </w:pPr>
       <w:r>
-        <w:t>批量限制  EMBEDDING_BATCH_SIZE默认1。只有平台确认模型支持input数组及单批上限后才允许调大；超过网关限制通常会返回HTTP 400或422。</w:t>
+        <w:t>批量限制  EMBEDDING_BATCH_SIZE默认16，上限16。只有平台确认模型支持input数组及单批上限后才允许调大；超过网关限制通常会返回HTTP 400或422。</w:t>
       </w:r>
     </w:p>
     <w:p>
@@ -9274,7 +9274,7 @@
           <w:color w:val="1F2937"/>
           <w:sz w:val="22"/>
         </w:rPr>
-        <w:t>重载期间预测继续使用旧快照。只有新索引完整构建后才一次性替换；查询或构建发生未捕获异常时旧索引继续服务。</w:t>
+        <w:t>重载期间预测继续使用旧快照。只有新索引完整构建后才一次性替换；查询或构建异常时仅兼容的旧快照可继续服务；模型不兼容或升级已提交时识别不可用。</w:t>
       </w:r>
     </w:p>
     <w:p>
@@ -9287,7 +9287,7 @@
         </w:pBdr>
       </w:pPr>
       <w:r>
-        <w:t>使用场景  人工直接修改SFSX、恢复数据库、服务启动加载失败后恢复、或需要重新同步Oracle有效记录时调用。模型升级后不能仅调用reload；使用同一Excel重新导入会更新旧模型向量，然后再验收索引数量。</w:t>
+        <w:t>使用场景  人工直接修改SFSX、恢复数据库、服务启动加载失败后恢复、或需要重新同步Oracle有效记录时调用。模型升级后不能仅调用reload；导入Excel会合并当前有效历史并同步全量重建新版本，然后验收索引数量。</w:t>
       </w:r>
     </w:p>
     <w:p>
@@ -12086,7 +12086,7 @@
           <w:color w:val="1F2937"/>
           <w:sz w:val="22"/>
         </w:rPr>
-        <w:t>准备2～10条格式正确的Excel，携带UserId调用导入接口，确认success=true、indexReloaded=true。</w:t>
+        <w:t>准备2～10条格式正确的服务器Excel，JSON传入fileGetPath和userId调用导入接口，确认success=true、indexReloaded=true。</w:t>
       </w:r>
     </w:p>
     <w:p>
@@ -12199,7 +12199,7 @@
           <w:color w:val="1F2937"/>
           <w:sz w:val="22"/>
         </w:rPr>
-        <w:t>预测和导入请求都必须填写UserId；预测Body选择raw/JSON，导入Body选择form-data并使用file类型。</w:t>
+        <w:t>预测使用UserId请求头；导入JSON填写fileGetPath和userId，两者Body均选择raw/JSON。</w:t>
       </w:r>
     </w:p>
     <w:p>
@@ -12601,7 +12601,7 @@
           </w:tcPr>
           <w:p>
             <w:r>
-              <w:t>1</w:t>
+              <w:t>16</w:t>
             </w:r>
           </w:p>
         </w:tc>
@@ -12675,7 +12675,7 @@
           </w:tcPr>
           <w:p>
             <w:r>
-              <w:t>第一版历史样本总数上限</w:t>
+              <w:t>当前版本有效样本数量上限</w:t>
             </w:r>
           </w:p>
         </w:tc>
@@ -12697,7 +12697,7 @@
           </w:tcPr>
           <w:p>
             <w:r>
-              <w:t>480</w:t>
+              <w:t>2000</w:t>
             </w:r>
           </w:p>
         </w:tc>
@@ -12881,6 +12881,7 @@
     <w:p>
       <w:pPr>
         <w:pStyle w:val="Heading1"/>
+        <w:pageBreakBefore/>
       </w:pPr>
       <w:r>
         <w:t>附录A：接口一览</w:t>
@@ -12903,6 +12904,7 @@
       <w:tr>
         <w:trPr>
           <w:tblHeader w:val="true"/>
+          <w:cantSplit/>
         </w:trPr>
         <w:tc>
           <w:tcPr>
@@ -13022,6 +13024,9 @@
         </w:tc>
       </w:tr>
       <w:tr>
+        <w:trPr>
+          <w:cantSplit/>
+        </w:trPr>
         <w:tc>
           <w:tcPr>
             <w:tcW w:type="dxa" w:w="1100"/>
@@ -13086,12 +13091,15 @@
           </w:tcPr>
           <w:p>
             <w:r>
-              <w:t>multipart file；UserId头必填</w:t>
+              <w:t>JSON：fileGetPath、userId</w:t>
             </w:r>
           </w:p>
         </w:tc>
       </w:tr>
       <w:tr>
+        <w:trPr>
+          <w:cantSplit/>
+        </w:trPr>
         <w:tc>
           <w:tcPr>
             <w:tcW w:type="dxa" w:w="1100"/>
@@ -13162,6 +13170,9 @@
         </w:tc>
       </w:tr>
       <w:tr>
+        <w:trPr>
+          <w:cantSplit/>
+        </w:trPr>
         <w:tc>
           <w:tcPr>
             <w:tcW w:type="dxa" w:w="1100"/>
@@ -13276,6 +13287,9 @@
         </w:tc>
       </w:tr>
       <w:tr>
+        <w:trPr>
+          <w:cantSplit/>
+        </w:trPr>
         <w:tc>
           <w:tcPr>
             <w:tcW w:type="dxa" w:w="1100"/>
@@ -14013,7 +14027,7 @@
         <w:pStyle w:val="ListBullet"/>
       </w:pPr>
       <w:r>
-        <w:t>模型升级后设置新的MODEL_VERSION和实际维度，并使用原历史Excel全量重新导入；不得混用不同模型版本向量。</w:t>
+        <w:t>模型升级后更新完整MODEL_VERSION及实际模型配置并重启，再导入Excel同步重建；无需重新提供所有历史Excel，不得混用向量版本。</w:t>
       </w:r>
     </w:p>
     <w:p>
@@ -14090,6 +14104,47 @@
           <w:sz w:val="22"/>
         </w:rPr>
         <w:t>接口行为以部署版本源码、Swagger及运行配置为最终依据。</w:t>
+      </w:r>
+    </w:p>
+    <w:p>
+      <w:pPr>
+        <w:pStyle w:val="Heading1"/>
+      </w:pPr>
+      <w:r>
+        <w:rPr>
+          <w:color w:val="000000"/>
+        </w:rPr>
+        <w:t>模型升级同步重建</w:t>
+      </w:r>
+    </w:p>
+    <w:p>
+      <w:r>
+        <w:t>当前历史样本约几百条且模型升级低频，普通导入和模型升级均同步执行，不使用后台执行器，也不返回异步受理202。MODEL_VERSION按完整兼容标识比较，同版本实际模型名称或维度变化时拒绝导入及识别，要求更新版本标识。</w:t>
+      </w:r>
+    </w:p>
+    <w:p>
+      <w:r>
+        <w:t>升级时合并当前有效历史样本与本次Excel，按规范化Hash去重，同标签优先Excel原文、标签冲突整批拒绝。人工停用及历史失效记录不自动恢复；源文本、Hash、标签、版本异常时拒绝重建。所有合并样本都重新调用新模型，旧向量不复制。</w:t>
+      </w:r>
+    </w:p>
+    <w:p>
+      <w:r>
+        <w:t>全部新向量生成成功后，一个事务插入新版本、停用旧有效行并切换有效版本。唯一约束为MODEL_VERSION与TEXT_HASH组合，旧ID、正文、标签、向量及创建时间保留。容量只计当前版本有效样本，默认10000条；Excel单次1000行限制保持。</w:t>
+      </w:r>
+    </w:p>
+    <w:p>
+      <w:r>
+        <w:t>只新增HT_SAMPLE_LIBRARY一张控制表，保存有效模型身份、修订号、操作ID、状态及待恢复样本数。状态为IDLE、RUNNING、DB_COMMITTED；所有导入和人工重载通过控制行互斥，模型调用在事务外。重建成功响应code=200，含rebuild、operationId及全量入库统计。索引状态包含有效版本、配置版本、操作状态及recognitionAvailable，不提供历史任务查询。</w:t>
+      </w:r>
+    </w:p>
+    <w:p>
+      <w:r>
+        <w:t>提交前失败整批回滚，旧有效版本不变并释放占用；提交后索引失败保持DB_COMMITTED并暂停识别，通过重载或重启校验数量并恢复，不再生成或重复插入。进程提交前中断时重启释放RUNNING占用；提交后中断则加载新索引后回到IDLE。精确匹配也不能绕过模型兼容检查，合同比对保留基础差异并标记识别失败。</w:t>
+      </w:r>
+    </w:p>
+    <w:p>
+      <w:r>
+        <w:t>仍按单实例部署，模型配置修改后重启生效；不提供热切换或多实例广播，不保存历史重建任务。本次不执行已有库迁移或清库。请求超时后先查索引状态及有效版本，确认结果再决定重试。向量CLOB JSON、余弦相似度、Top K、加权投票及合同级汇总规则不变。详细字段和响应示例见technical-guides下的模型升级同步重建说明。</w:t>
       </w:r>
     </w:p>
     <w:sectPr>
